--- a/submission/out/성과보고서_1부_v8.docx
+++ b/submission/out/성과보고서_1부_v8.docx
@@ -414,7 +414,7 @@
               <w:rPr>
                 <w:b w:val="0"/>
               </w:rPr>
-              <w:t>정전 뒤 남는 공백의 절반은 배터리 없는 산소발생기 가구였다(모의 분해).</w:t>
+              <w:t>정전 뒤 남는 공백의 절반은 배터리 없는 산소발생기 가구였다(사후·모의 분해).</w:t>
             </w:r>
           </w:p>
           <w:p>
@@ -450,7 +450,7 @@
               <w:rPr>
                 <w:b w:val="0"/>
               </w:rPr>
-              <w:t>평시 산소통+배터리 인공호흡기 먼저: 같은 자원에 공백 9.6% 더 감소(봉인 모의).</w:t>
+              <w:t>AI 판독 모델명 118/120(OCR 35/120)·기종 자동 확정 66/90(봉인 시험셋).</w:t>
             </w:r>
           </w:p>
         </w:tc>
@@ -777,7 +777,7 @@
                 <w:rFonts w:hint="eastAsia"/>
                 <w:b w:val="0"/>
               </w:rPr>
-              <w:t xml:space="preserve"> - 도구 대 현행: 비상전원 가구 1.5~6곳당 1대 가정(현행엔 연결 단계 없음) 합성 정전 5,400건·27개 조건 모두 우세, 공백 가구·시간 15.0% 감소(조건별 5.8~28.8%). 단순 규칙과는 24개 조건에서 차이 없음·3개는 단순 규칙이 나음, 합산하면 가까운 순이 0.6% 나음 → 효과는 순서가 아닌 연결에서. 정부 382건 실측 정전시간으로 도구 16.5% 감소(1시간급 인공호흡기 공백 95.8% 그대로), 119 도착을 소방청 실측(중앙값 8.7분)으로 바꿔도 13.8% 감소(사후)</w:t>
+              <w:t xml:space="preserve"> - 도구 대 현행: 비상전원 가구 1.5~6곳당 1대 가정(현행엔 연결 단계 없음) 합성 정전 5,400건·27개 조건 모두 우세, 공백 가구·시간 15.0% 감소(조건별 5.8~28.8%). 단순 규칙과는 24개 조건에서 차이 없음·3개는 단순 규칙이 나음, 합산하면 가까운 순이 0.6% 나음 → 효과는 순서가 아닌 연결에서. 정부 382건 실측 정전시간으로 도구 16.5% 감소(E4: 1시간급 인공호흡기 공백 95.8% 그대로), 119 도착을 소방청 실측(중앙값 8.7분)으로 바꿔도 13.7% 감소(사후)</w:t>
             </w:r>
           </w:p>
           <w:p>
@@ -790,7 +790,7 @@
                 <w:rFonts w:hint="eastAsia"/>
                 <w:b w:val="0"/>
               </w:rPr>
-              <w:t xml:space="preserve"> - 평시 대비: 남는 공백의 50.5%가 배터리 없는 산소발생기 가구라(사후 분해) 정전 전 대비를 봉인 시험(S10, 2,000회, 비AI 정책, 등급 층화 등록부·보급률·고장률 가정). 산소 기기 가구 전원(60가구 중 약 36개, 자기신고)에 NHS식 예비 산소통(10시간)만 두면 공백 21.6% 감소(층화 없음 32.1%). 같은 산소통·배터리 개수에서 배터리를 인공호흡기 가구에 먼저 주면 9.6% 더 감소(층화 없음 6.3%, 그 감소의 약 56%가 산소통 몫). 1시간급 인공호흡기 공백 가구 95.5%(대비 없음)→59.5%(E6식 배터리)→45.2%. 예측 12/12는 예비 실행 뒤 확인</w:t>
+              <w:t xml:space="preserve"> - 평시 대비: 남는 공백의 50.5%가 배터리 없는 산소발생기 가구라(사후 분해) 정전 전 대비를 봉인 시험(S10, 2,000회, 비AI 정책, 등급 층화 등록부·보급률·고장률 가정). 산소 기기 가구 전원(60가구 중 약 36개, 자기신고 완전 정확 가정)에 NHS식 예비 산소통(10시간)만 두면 공백 21.6% 감소(층화 없음 32.1%). 같은 산소통·배터리 개수에서 배터리를 인공호흡기 가구에 먼저 주면 9.6% 더 감소(층화 없음 6.3%, 그 감소의 약 56%가 산소통 몫). E7 1시간급 인공호흡기 공백 가구 95.5%(대비 없음)→59.5%(E6식 배터리)→45.2%. 예측 12/12는 예비 실행 뒤 확인</w:t>
             </w:r>
           </w:p>
           <w:p>
@@ -842,7 +842,7 @@
                 <w:rFonts w:hint="eastAsia"/>
                 <w:b w:val="0"/>
               </w:rPr>
-              <w:t>ㅇ 원안 KPI(모의·사후): 하한이 모의 실제보다 긴 가구·회 14.9%(목표 0건) 미달 → 제조사 최악 조건을 반영한 하한으로 3.5%(운영 화면 적용), 자동 확정 66/90(목표 95%) 미달. 합성 데이터, 이미지 무저장(국외 사업자 최대 30일), 의료기기 아님. 반복 비교 틀은 OpenAI 해커톤(10/9) 출품작 JEONJO에서 착안(코드 미사용, /about#inspiration).</w:t>
+              <w:t>ㅇ 원안 KPI(모의·사후): 하한이 모의 실제보다 긴 가구·회 14.9%(목표 0건) 미달 → 제조사 최악 조건 ½을 반영한 하한으로 3.5%(운영 화면 적용, 모의 실제와 같은 계수라 대부분 구성상 감소), 자동 확정 66/90(목표 95%) 미달. 합성 데이터, 이미지 무저장(국외 사업자 최대 30일), 의료기기 아님. 반복 비교 틀은 OpenAI 해커톤(10/9) 출품작 JEONJO에서 착안(코드 미사용, /about#inspiration).</w:t>
             </w:r>
           </w:p>
         </w:tc>
@@ -1055,7 +1055,7 @@
                 <w:rFonts w:hint="eastAsia"/>
                 <w:b w:val="0"/>
               </w:rPr>
-              <w:t>ㅇ 1시간급 인공호흡기 공백 가구: 정전 뒤 배정만 95.5%, 평시 맞춤 대비 45.2%(모의).</w:t>
+              <w:t>ㅇ 1시간급 인공호흡기 공백 가구: 정전 뒤 배정만 95.5%, 평시 산소통·배터리를 더하면 45.2%(층화 모의·비AI).</w:t>
             </w:r>
           </w:p>
           <w:p>

--- a/submission/out/성과보고서_1부_v8.docx
+++ b/submission/out/성과보고서_1부_v8.docx
@@ -414,7 +414,7 @@
               <w:rPr>
                 <w:b w:val="0"/>
               </w:rPr>
-              <w:t>정전 뒤 남는 공백의 절반은 배터리 없는 산소발생기 가구였다(사후·모의 분해).</w:t>
+              <w:t>정전 절차엔 '어느 집이 먼저 꺼지는가' 계산이 없다(인공호흡기 배터리 1~8시간).</w:t>
             </w:r>
           </w:p>
           <w:p>
@@ -450,7 +450,7 @@
               <w:rPr>
                 <w:b w:val="0"/>
               </w:rPr>
-              <w:t>AI 판독 모델명 118/120(OCR 35/120)·기종 자동 확정 66/90(봉인 시험셋).</w:t>
+              <w:t>AI 판독 모델명 118/120(OCR 35/120)·자동 확정 66/90(렌더 라벨 봉인 시험).</w:t>
             </w:r>
           </w:p>
         </w:tc>
@@ -1068,7 +1068,7 @@
                 <w:rFonts w:hint="eastAsia"/>
                 <w:b w:val="0"/>
               </w:rPr>
-              <w:t>ㅇ 남은 일은 보건소 1곳 도상훈련과 실제 등록부로 이 배치를 확인하는 것이다.</w:t>
+              <w:t>ㅇ 남은 일: 보건소 1곳 실제 등록부 도상훈련(하한 대 기기 화면, 승인 소요).</w:t>
             </w:r>
           </w:p>
         </w:tc>

--- a/submission/out/성과보고서_1부_v8.docx
+++ b/submission/out/성과보고서_1부_v8.docx
@@ -414,7 +414,7 @@
               <w:rPr>
                 <w:b w:val="0"/>
               </w:rPr>
-              <w:t>정전 절차엔 '어느 집이 먼저 꺼지는가' 계산이 없다(인공호흡기 배터리 1~8시간).</w:t>
+              <w:t>공개 정전 절차엔 '어느 집이 먼저 꺼지는가' 계산이 없다(인공호흡기 배터리 1~8시간).</w:t>
             </w:r>
           </w:p>
           <w:p>

--- a/submission/out/성과보고서_1부_v8.docx
+++ b/submission/out/성과보고서_1부_v8.docx
@@ -414,7 +414,7 @@
               <w:rPr>
                 <w:b w:val="0"/>
               </w:rPr>
-              <w:t>공개 정전 절차엔 '어느 집이 먼저 꺼지는가' 계산이 없다(인공호흡기 배터리 1~8시간).</w:t>
+              <w:t>공개 정전 절차엔 '어느 집이 먼저 꺼지는가' 계산이 없다(인공호흡기 1~8시간).</w:t>
             </w:r>
           </w:p>
           <w:p>
